--- a/studio/client/周岁宴-需求问卷与照片清单.docx
+++ b/studio/client/周岁宴-需求问卷与照片清单.docx
@@ -2512,7 +2512,7 @@
           <w:sz w:val="20"/>
           <w:szCs w:val="20"/>
         </w:rPr>
-        <w:t xml:space="preserve">请用原图发送：用网盘或微信"文件"发送，不要直接发聊天里的图片（会被压缩，拍摄时间和画质都会丢）。苹果手机的照片可以直接发，我们会转换格式。</w:t>
+        <w:t xml:space="preserve">照片怎么发最快：推荐用网盘（百度网盘、夸克网盘、阿里云盘都可以）。在网盘 App 里点"上传" → 选"照片"，可以按日期整段全选 → 上传完成后，选中这些照片点"分享"，把链接发给我们，几十上百张一次就发完了，原图和拍摄时间都会保留。不要在微信聊天里一张张发图片：每次最多 9 张，还会被压缩，拍摄时间也会丢。</w:t>
       </w:r>
     </w:p>
     <w:tbl>
